--- a/projects/LonghornERP/export/LonghornERP_TestPlan.docx
+++ b/projects/LonghornERP/export/LonghornERP_TestPlan.docx
@@ -9743,6 +9743,1219 @@
     <w:bookmarkEnd w:id="53"/>
     <w:bookmarkEnd w:id="54"/>
     <w:bookmarkEnd w:id="55"/>
+    <w:bookmarkStart w:id="59" w:name="X289731bf183b610f138bac52f2e10e6443cfd95"/>
+    <w:p>
+      <w:pPr>
+        <w:pStyle w:val="Heading1"/>
+      </w:pPr>
+      <w:r>
+        <w:t xml:space="preserve">Workforce, Planning, and Asset Operations Test Cases</w:t>
+      </w:r>
+    </w:p>
+    <w:p>
+      <w:pPr>
+        <w:pStyle w:val="FirstParagraph"/>
+      </w:pPr>
+      <w:r>
+        <w:t xml:space="preserve">This section covers the newly strengthened HR governance controls, the Supply Chain Planning module, and enterprise asset-management workflows.</w:t>
+      </w:r>
+    </w:p>
+    <w:bookmarkStart w:id="56" w:name="hr-governance"/>
+    <w:p>
+      <w:pPr>
+        <w:pStyle w:val="Heading2"/>
+      </w:pPr>
+      <w:r>
+        <w:t xml:space="preserve">HR Governance</w:t>
+      </w:r>
+    </w:p>
+    <w:tbl>
+      <w:tblPr>
+        <w:tblStyle w:val="Table"/>
+        <w:tblW w:type="auto" w:w="0"/>
+        <w:tblLook w:firstRow="1" w:lastRow="0" w:firstColumn="0" w:lastColumn="0" w:noHBand="0" w:noVBand="0" w:val="0020"/>
+      </w:tblPr>
+      <w:tblGrid>
+        <w:gridCol w:w="1320"/>
+        <w:gridCol w:w="1320"/>
+        <w:gridCol w:w="1320"/>
+        <w:gridCol w:w="1320"/>
+        <w:gridCol w:w="1320"/>
+        <w:gridCol w:w="1320"/>
+      </w:tblGrid>
+      <w:tr>
+        <w:trPr>
+          <w:tblHeader w:val="on"/>
+        </w:trPr>
+        <w:tc>
+          <w:tcPr/>
+          <w:p>
+            <w:pPr>
+              <w:pStyle w:val="Compact"/>
+            </w:pPr>
+            <w:r>
+              <w:t xml:space="preserve">Test ID</w:t>
+            </w:r>
+          </w:p>
+        </w:tc>
+        <w:tc>
+          <w:tcPr/>
+          <w:p>
+            <w:pPr>
+              <w:pStyle w:val="Compact"/>
+            </w:pPr>
+            <w:r>
+              <w:t xml:space="preserve">PHPUnit Class</w:t>
+            </w:r>
+          </w:p>
+        </w:tc>
+        <w:tc>
+          <w:tcPr/>
+          <w:p>
+            <w:pPr>
+              <w:pStyle w:val="Compact"/>
+            </w:pPr>
+            <w:r>
+              <w:t xml:space="preserve">Method</w:t>
+            </w:r>
+          </w:p>
+        </w:tc>
+        <w:tc>
+          <w:tcPr/>
+          <w:p>
+            <w:pPr>
+              <w:pStyle w:val="Compact"/>
+            </w:pPr>
+            <w:r>
+              <w:t xml:space="preserve">Scenario</w:t>
+            </w:r>
+          </w:p>
+        </w:tc>
+        <w:tc>
+          <w:tcPr/>
+          <w:p>
+            <w:pPr>
+              <w:pStyle w:val="Compact"/>
+            </w:pPr>
+            <w:r>
+              <w:t xml:space="preserve">Input</w:t>
+            </w:r>
+          </w:p>
+        </w:tc>
+        <w:tc>
+          <w:tcPr/>
+          <w:p>
+            <w:pPr>
+              <w:pStyle w:val="Compact"/>
+            </w:pPr>
+            <w:r>
+              <w:t xml:space="preserve">Expected Result</w:t>
+            </w:r>
+          </w:p>
+        </w:tc>
+      </w:tr>
+      <w:tr>
+        <w:tc>
+          <w:tcPr/>
+          <w:p>
+            <w:pPr>
+              <w:pStyle w:val="Compact"/>
+            </w:pPr>
+            <w:r>
+              <w:t xml:space="preserve">TC-HRG-001</w:t>
+            </w:r>
+          </w:p>
+        </w:tc>
+        <w:tc>
+          <w:tcPr/>
+          <w:p>
+            <w:pPr>
+              <w:pStyle w:val="Compact"/>
+            </w:pPr>
+            <w:r>
+              <w:rPr>
+                <w:rStyle w:val="VerbatimChar"/>
+              </w:rPr>
+              <w:t xml:space="preserve">PayrollShadowRunTest</w:t>
+            </w:r>
+          </w:p>
+        </w:tc>
+        <w:tc>
+          <w:tcPr/>
+          <w:p>
+            <w:pPr>
+              <w:pStyle w:val="Compact"/>
+            </w:pPr>
+            <w:r>
+              <w:rPr>
+                <w:rStyle w:val="VerbatimChar"/>
+              </w:rPr>
+              <w:t xml:space="preserve">test_shadow_run_never_posts_live_artifacts</w:t>
+            </w:r>
+          </w:p>
+        </w:tc>
+        <w:tc>
+          <w:tcPr/>
+          <w:p>
+            <w:pPr>
+              <w:pStyle w:val="Compact"/>
+            </w:pPr>
+            <w:r>
+              <w:t xml:space="preserve">Execute a shadow payroll run for 50 employees</w:t>
+            </w:r>
+          </w:p>
+        </w:tc>
+        <w:tc>
+          <w:tcPr/>
+          <w:p>
+            <w:pPr>
+              <w:pStyle w:val="Compact"/>
+            </w:pPr>
+            <w:r>
+              <w:t xml:space="preserve">Valid payroll scope; mode =</w:t>
+            </w:r>
+            <w:r>
+              <w:t xml:space="preserve"> </w:t>
+            </w:r>
+            <w:r>
+              <w:rPr>
+                <w:rStyle w:val="VerbatimChar"/>
+              </w:rPr>
+              <w:t xml:space="preserve">SHADOW</w:t>
+            </w:r>
+          </w:p>
+        </w:tc>
+        <w:tc>
+          <w:tcPr/>
+          <w:p>
+            <w:pPr>
+              <w:pStyle w:val="Compact"/>
+            </w:pPr>
+            <w:r>
+              <w:t xml:space="preserve">Shadow run completes; no GL journal, payment file, statutory payload, or employee-visible payslip is created</w:t>
+            </w:r>
+          </w:p>
+        </w:tc>
+      </w:tr>
+      <w:tr>
+        <w:tc>
+          <w:tcPr/>
+          <w:p>
+            <w:pPr>
+              <w:pStyle w:val="Compact"/>
+            </w:pPr>
+            <w:r>
+              <w:t xml:space="preserve">TC-HRG-002</w:t>
+            </w:r>
+          </w:p>
+        </w:tc>
+        <w:tc>
+          <w:tcPr/>
+          <w:p>
+            <w:pPr>
+              <w:pStyle w:val="Compact"/>
+            </w:pPr>
+            <w:r>
+              <w:rPr>
+                <w:rStyle w:val="VerbatimChar"/>
+              </w:rPr>
+              <w:t xml:space="preserve">PayrollSegregationTest</w:t>
+            </w:r>
+          </w:p>
+        </w:tc>
+        <w:tc>
+          <w:tcPr/>
+          <w:p>
+            <w:pPr>
+              <w:pStyle w:val="Compact"/>
+            </w:pPr>
+            <w:r>
+              <w:rPr>
+                <w:rStyle w:val="VerbatimChar"/>
+              </w:rPr>
+              <w:t xml:space="preserve">test_preparer_cannot_finally_approve_own_run_without_override</w:t>
+            </w:r>
+          </w:p>
+        </w:tc>
+        <w:tc>
+          <w:tcPr/>
+          <w:p>
+            <w:pPr>
+              <w:pStyle w:val="Compact"/>
+            </w:pPr>
+            <w:r>
+              <w:t xml:space="preserve">Same user computes and attempts to approve payroll</w:t>
+            </w:r>
+          </w:p>
+        </w:tc>
+        <w:tc>
+          <w:tcPr/>
+          <w:p>
+            <w:pPr>
+              <w:pStyle w:val="Compact"/>
+            </w:pPr>
+            <w:r>
+              <w:rPr>
+                <w:rStyle w:val="VerbatimChar"/>
+              </w:rPr>
+              <w:t xml:space="preserve">run_id</w:t>
+            </w:r>
+            <w:r>
+              <w:t xml:space="preserve">; session user = run preparer</w:t>
+            </w:r>
+          </w:p>
+        </w:tc>
+        <w:tc>
+          <w:tcPr/>
+          <w:p>
+            <w:pPr>
+              <w:pStyle w:val="Compact"/>
+            </w:pPr>
+            <w:r>
+              <w:t xml:space="preserve">HTTP 403 or validation error unless emergency override with second approval is provided</w:t>
+            </w:r>
+          </w:p>
+        </w:tc>
+      </w:tr>
+      <w:tr>
+        <w:tc>
+          <w:tcPr/>
+          <w:p>
+            <w:pPr>
+              <w:pStyle w:val="Compact"/>
+            </w:pPr>
+            <w:r>
+              <w:t xml:space="preserve">TC-HRG-003</w:t>
+            </w:r>
+          </w:p>
+        </w:tc>
+        <w:tc>
+          <w:tcPr/>
+          <w:p>
+            <w:pPr>
+              <w:pStyle w:val="Compact"/>
+            </w:pPr>
+            <w:r>
+              <w:rPr>
+                <w:rStyle w:val="VerbatimChar"/>
+              </w:rPr>
+              <w:t xml:space="preserve">PositionGovernanceTest</w:t>
+            </w:r>
+          </w:p>
+        </w:tc>
+        <w:tc>
+          <w:tcPr/>
+          <w:p>
+            <w:pPr>
+              <w:pStyle w:val="Compact"/>
+            </w:pPr>
+            <w:r>
+              <w:rPr>
+                <w:rStyle w:val="VerbatimChar"/>
+              </w:rPr>
+              <w:t xml:space="preserve">test_effective_dated_position_change_preserves_history</w:t>
+            </w:r>
+          </w:p>
+        </w:tc>
+        <w:tc>
+          <w:tcPr/>
+          <w:p>
+            <w:pPr>
+              <w:pStyle w:val="Compact"/>
+            </w:pPr>
+            <w:r>
+              <w:t xml:space="preserve">Approve a position change effective next month</w:t>
+            </w:r>
+          </w:p>
+        </w:tc>
+        <w:tc>
+          <w:tcPr/>
+          <w:p>
+            <w:pPr>
+              <w:pStyle w:val="Compact"/>
+            </w:pPr>
+            <w:r>
+              <w:rPr>
+                <w:rStyle w:val="VerbatimChar"/>
+              </w:rPr>
+              <w:t xml:space="preserve">employee_id</w:t>
+            </w:r>
+            <w:r>
+              <w:t xml:space="preserve">; target</w:t>
+            </w:r>
+            <w:r>
+              <w:t xml:space="preserve"> </w:t>
+            </w:r>
+            <w:r>
+              <w:rPr>
+                <w:rStyle w:val="VerbatimChar"/>
+              </w:rPr>
+              <w:t xml:space="preserve">position_id</w:t>
+            </w:r>
+            <w:r>
+              <w:t xml:space="preserve">;</w:t>
+            </w:r>
+            <w:r>
+              <w:t xml:space="preserve"> </w:t>
+            </w:r>
+            <w:r>
+              <w:rPr>
+                <w:rStyle w:val="VerbatimChar"/>
+              </w:rPr>
+              <w:t xml:space="preserve">effective_date</w:t>
+            </w:r>
+            <w:r>
+              <w:t xml:space="preserve"> </w:t>
+            </w:r>
+            <w:r>
+              <w:t xml:space="preserve">next month</w:t>
+            </w:r>
+          </w:p>
+        </w:tc>
+        <w:tc>
+          <w:tcPr/>
+          <w:p>
+            <w:pPr>
+              <w:pStyle w:val="Compact"/>
+            </w:pPr>
+            <w:r>
+              <w:t xml:space="preserve">Historical assignment remains unchanged before effective date; new assignment becomes active on effective date only</w:t>
+            </w:r>
+          </w:p>
+        </w:tc>
+      </w:tr>
+    </w:tbl>
+    <w:bookmarkEnd w:id="56"/>
+    <w:bookmarkStart w:id="57" w:name="supply-chain-planning"/>
+    <w:p>
+      <w:pPr>
+        <w:pStyle w:val="Heading2"/>
+      </w:pPr>
+      <w:r>
+        <w:t xml:space="preserve">Supply Chain Planning</w:t>
+      </w:r>
+    </w:p>
+    <w:tbl>
+      <w:tblPr>
+        <w:tblStyle w:val="Table"/>
+        <w:tblW w:type="auto" w:w="0"/>
+        <w:tblLook w:firstRow="1" w:lastRow="0" w:firstColumn="0" w:lastColumn="0" w:noHBand="0" w:noVBand="0" w:val="0020"/>
+      </w:tblPr>
+      <w:tblGrid>
+        <w:gridCol w:w="1320"/>
+        <w:gridCol w:w="1320"/>
+        <w:gridCol w:w="1320"/>
+        <w:gridCol w:w="1320"/>
+        <w:gridCol w:w="1320"/>
+        <w:gridCol w:w="1320"/>
+      </w:tblGrid>
+      <w:tr>
+        <w:trPr>
+          <w:tblHeader w:val="on"/>
+        </w:trPr>
+        <w:tc>
+          <w:tcPr/>
+          <w:p>
+            <w:pPr>
+              <w:pStyle w:val="Compact"/>
+            </w:pPr>
+            <w:r>
+              <w:t xml:space="preserve">Test ID</w:t>
+            </w:r>
+          </w:p>
+        </w:tc>
+        <w:tc>
+          <w:tcPr/>
+          <w:p>
+            <w:pPr>
+              <w:pStyle w:val="Compact"/>
+            </w:pPr>
+            <w:r>
+              <w:t xml:space="preserve">PHPUnit Class</w:t>
+            </w:r>
+          </w:p>
+        </w:tc>
+        <w:tc>
+          <w:tcPr/>
+          <w:p>
+            <w:pPr>
+              <w:pStyle w:val="Compact"/>
+            </w:pPr>
+            <w:r>
+              <w:t xml:space="preserve">Method</w:t>
+            </w:r>
+          </w:p>
+        </w:tc>
+        <w:tc>
+          <w:tcPr/>
+          <w:p>
+            <w:pPr>
+              <w:pStyle w:val="Compact"/>
+            </w:pPr>
+            <w:r>
+              <w:t xml:space="preserve">Scenario</w:t>
+            </w:r>
+          </w:p>
+        </w:tc>
+        <w:tc>
+          <w:tcPr/>
+          <w:p>
+            <w:pPr>
+              <w:pStyle w:val="Compact"/>
+            </w:pPr>
+            <w:r>
+              <w:t xml:space="preserve">Input</w:t>
+            </w:r>
+          </w:p>
+        </w:tc>
+        <w:tc>
+          <w:tcPr/>
+          <w:p>
+            <w:pPr>
+              <w:pStyle w:val="Compact"/>
+            </w:pPr>
+            <w:r>
+              <w:t xml:space="preserve">Expected Result</w:t>
+            </w:r>
+          </w:p>
+        </w:tc>
+      </w:tr>
+      <w:tr>
+        <w:tc>
+          <w:tcPr/>
+          <w:p>
+            <w:pPr>
+              <w:pStyle w:val="Compact"/>
+            </w:pPr>
+            <w:r>
+              <w:t xml:space="preserve">TC-SCP-001</w:t>
+            </w:r>
+          </w:p>
+        </w:tc>
+        <w:tc>
+          <w:tcPr/>
+          <w:p>
+            <w:pPr>
+              <w:pStyle w:val="Compact"/>
+            </w:pPr>
+            <w:r>
+              <w:rPr>
+                <w:rStyle w:val="VerbatimChar"/>
+              </w:rPr>
+              <w:t xml:space="preserve">ForecastOverrideTest</w:t>
+            </w:r>
+          </w:p>
+        </w:tc>
+        <w:tc>
+          <w:tcPr/>
+          <w:p>
+            <w:pPr>
+              <w:pStyle w:val="Compact"/>
+            </w:pPr>
+            <w:r>
+              <w:rPr>
+                <w:rStyle w:val="VerbatimChar"/>
+              </w:rPr>
+              <w:t xml:space="preserve">test_override_preserves_baseline_and_reason</w:t>
+            </w:r>
+          </w:p>
+        </w:tc>
+        <w:tc>
+          <w:tcPr/>
+          <w:p>
+            <w:pPr>
+              <w:pStyle w:val="Compact"/>
+            </w:pPr>
+            <w:r>
+              <w:t xml:space="preserve">Planner overrides baseline forecast</w:t>
+            </w:r>
+          </w:p>
+        </w:tc>
+        <w:tc>
+          <w:tcPr/>
+          <w:p>
+            <w:pPr>
+              <w:pStyle w:val="Compact"/>
+            </w:pPr>
+            <w:r>
+              <w:rPr>
+                <w:rStyle w:val="VerbatimChar"/>
+              </w:rPr>
+              <w:t xml:space="preserve">line_id</w:t>
+            </w:r>
+            <w:r>
+              <w:t xml:space="preserve">; baseline 100; override 140; reason provided</w:t>
+            </w:r>
+          </w:p>
+        </w:tc>
+        <w:tc>
+          <w:tcPr/>
+          <w:p>
+            <w:pPr>
+              <w:pStyle w:val="Compact"/>
+            </w:pPr>
+            <w:r>
+              <w:t xml:space="preserve">Baseline remains 100; approved value = 140; reason, owner, and timestamp stored</w:t>
+            </w:r>
+          </w:p>
+        </w:tc>
+      </w:tr>
+      <w:tr>
+        <w:tc>
+          <w:tcPr/>
+          <w:p>
+            <w:pPr>
+              <w:pStyle w:val="Compact"/>
+            </w:pPr>
+            <w:r>
+              <w:t xml:space="preserve">TC-SCP-002</w:t>
+            </w:r>
+          </w:p>
+        </w:tc>
+        <w:tc>
+          <w:tcPr/>
+          <w:p>
+            <w:pPr>
+              <w:pStyle w:val="Compact"/>
+            </w:pPr>
+            <w:r>
+              <w:rPr>
+                <w:rStyle w:val="VerbatimChar"/>
+              </w:rPr>
+              <w:t xml:space="preserve">PlanReleaseTest</w:t>
+            </w:r>
+          </w:p>
+        </w:tc>
+        <w:tc>
+          <w:tcPr/>
+          <w:p>
+            <w:pPr>
+              <w:pStyle w:val="Compact"/>
+            </w:pPr>
+            <w:r>
+              <w:rPr>
+                <w:rStyle w:val="VerbatimChar"/>
+              </w:rPr>
+              <w:t xml:space="preserve">test_plan_release_is_idempotent_on_retry</w:t>
+            </w:r>
+          </w:p>
+        </w:tc>
+        <w:tc>
+          <w:tcPr/>
+          <w:p>
+            <w:pPr>
+              <w:pStyle w:val="Compact"/>
+            </w:pPr>
+            <w:r>
+              <w:t xml:space="preserve">Release same approved supply plan twice due to retry</w:t>
+            </w:r>
+          </w:p>
+        </w:tc>
+        <w:tc>
+          <w:tcPr/>
+          <w:p>
+            <w:pPr>
+              <w:pStyle w:val="Compact"/>
+            </w:pPr>
+            <w:r>
+              <w:rPr>
+                <w:rStyle w:val="VerbatimChar"/>
+              </w:rPr>
+              <w:t xml:space="preserve">run_id</w:t>
+            </w:r>
+            <w:r>
+              <w:t xml:space="preserve"> </w:t>
+            </w:r>
+            <w:r>
+              <w:t xml:space="preserve">released twice</w:t>
+            </w:r>
+          </w:p>
+        </w:tc>
+        <w:tc>
+          <w:tcPr/>
+          <w:p>
+            <w:pPr>
+              <w:pStyle w:val="Compact"/>
+            </w:pPr>
+            <w:r>
+              <w:t xml:space="preserve">Exactly 1 recommendation set published; no duplicate downstream records</w:t>
+            </w:r>
+          </w:p>
+        </w:tc>
+      </w:tr>
+      <w:tr>
+        <w:tc>
+          <w:tcPr/>
+          <w:p>
+            <w:pPr>
+              <w:pStyle w:val="Compact"/>
+            </w:pPr>
+            <w:r>
+              <w:t xml:space="preserve">TC-SCP-003</w:t>
+            </w:r>
+          </w:p>
+        </w:tc>
+        <w:tc>
+          <w:tcPr/>
+          <w:p>
+            <w:pPr>
+              <w:pStyle w:val="Compact"/>
+            </w:pPr>
+            <w:r>
+              <w:rPr>
+                <w:rStyle w:val="VerbatimChar"/>
+              </w:rPr>
+              <w:t xml:space="preserve">ScenarioIsolationTest</w:t>
+            </w:r>
+          </w:p>
+        </w:tc>
+        <w:tc>
+          <w:tcPr/>
+          <w:p>
+            <w:pPr>
+              <w:pStyle w:val="Compact"/>
+            </w:pPr>
+            <w:r>
+              <w:rPr>
+                <w:rStyle w:val="VerbatimChar"/>
+              </w:rPr>
+              <w:t xml:space="preserve">test_scenario_changes_do_not_touch_released_plan</w:t>
+            </w:r>
+          </w:p>
+        </w:tc>
+        <w:tc>
+          <w:tcPr/>
+          <w:p>
+            <w:pPr>
+              <w:pStyle w:val="Compact"/>
+            </w:pPr>
+            <w:r>
+              <w:t xml:space="preserve">Planner edits a scenario cloned from released plan</w:t>
+            </w:r>
+          </w:p>
+        </w:tc>
+        <w:tc>
+          <w:tcPr/>
+          <w:p>
+            <w:pPr>
+              <w:pStyle w:val="Compact"/>
+            </w:pPr>
+            <w:r>
+              <w:t xml:space="preserve">Released plan version and scenario version</w:t>
+            </w:r>
+          </w:p>
+        </w:tc>
+        <w:tc>
+          <w:tcPr/>
+          <w:p>
+            <w:pPr>
+              <w:pStyle w:val="Compact"/>
+            </w:pPr>
+            <w:r>
+              <w:t xml:space="preserve">Released plan values unchanged; scenario values changed; comparison report reflects delta</w:t>
+            </w:r>
+          </w:p>
+        </w:tc>
+      </w:tr>
+      <w:tr>
+        <w:tc>
+          <w:tcPr/>
+          <w:p>
+            <w:pPr>
+              <w:pStyle w:val="Compact"/>
+            </w:pPr>
+            <w:r>
+              <w:t xml:space="preserve">TC-SCP-004</w:t>
+            </w:r>
+          </w:p>
+        </w:tc>
+        <w:tc>
+          <w:tcPr/>
+          <w:p>
+            <w:pPr>
+              <w:pStyle w:val="Compact"/>
+            </w:pPr>
+            <w:r>
+              <w:rPr>
+                <w:rStyle w:val="VerbatimChar"/>
+              </w:rPr>
+              <w:t xml:space="preserve">SopCycleTest</w:t>
+            </w:r>
+          </w:p>
+        </w:tc>
+        <w:tc>
+          <w:tcPr/>
+          <w:p>
+            <w:pPr>
+              <w:pStyle w:val="Compact"/>
+            </w:pPr>
+            <w:r>
+              <w:rPr>
+                <w:rStyle w:val="VerbatimChar"/>
+              </w:rPr>
+              <w:t xml:space="preserve">test_unresolved_major_exception_is_escalated_to_executive_review</w:t>
+            </w:r>
+          </w:p>
+        </w:tc>
+        <w:tc>
+          <w:tcPr/>
+          <w:p>
+            <w:pPr>
+              <w:pStyle w:val="Compact"/>
+            </w:pPr>
+            <w:r>
+              <w:t xml:space="preserve">Shortage above escalation threshold remains unresolved</w:t>
+            </w:r>
+          </w:p>
+        </w:tc>
+        <w:tc>
+          <w:tcPr/>
+          <w:p>
+            <w:pPr>
+              <w:pStyle w:val="Compact"/>
+            </w:pPr>
+            <w:r>
+              <w:t xml:space="preserve">Cycle with configured threshold; shortage exception above threshold</w:t>
+            </w:r>
+          </w:p>
+        </w:tc>
+        <w:tc>
+          <w:tcPr/>
+          <w:p>
+            <w:pPr>
+              <w:pStyle w:val="Compact"/>
+            </w:pPr>
+            <w:r>
+              <w:t xml:space="preserve">Exception appears on executive-review agenda with escalation metadata</w:t>
+            </w:r>
+          </w:p>
+        </w:tc>
+      </w:tr>
+    </w:tbl>
+    <w:bookmarkEnd w:id="57"/>
+    <w:bookmarkStart w:id="58" w:name="enterprise-asset-management"/>
+    <w:p>
+      <w:pPr>
+        <w:pStyle w:val="Heading2"/>
+      </w:pPr>
+      <w:r>
+        <w:t xml:space="preserve">Enterprise Asset Management</w:t>
+      </w:r>
+    </w:p>
+    <w:tbl>
+      <w:tblPr>
+        <w:tblStyle w:val="Table"/>
+        <w:tblW w:type="auto" w:w="0"/>
+        <w:tblLook w:firstRow="1" w:lastRow="0" w:firstColumn="0" w:lastColumn="0" w:noHBand="0" w:noVBand="0" w:val="0020"/>
+      </w:tblPr>
+      <w:tblGrid>
+        <w:gridCol w:w="1320"/>
+        <w:gridCol w:w="1320"/>
+        <w:gridCol w:w="1320"/>
+        <w:gridCol w:w="1320"/>
+        <w:gridCol w:w="1320"/>
+        <w:gridCol w:w="1320"/>
+      </w:tblGrid>
+      <w:tr>
+        <w:trPr>
+          <w:tblHeader w:val="on"/>
+        </w:trPr>
+        <w:tc>
+          <w:tcPr/>
+          <w:p>
+            <w:pPr>
+              <w:pStyle w:val="Compact"/>
+            </w:pPr>
+            <w:r>
+              <w:t xml:space="preserve">Test ID</w:t>
+            </w:r>
+          </w:p>
+        </w:tc>
+        <w:tc>
+          <w:tcPr/>
+          <w:p>
+            <w:pPr>
+              <w:pStyle w:val="Compact"/>
+            </w:pPr>
+            <w:r>
+              <w:t xml:space="preserve">PHPUnit Class</w:t>
+            </w:r>
+          </w:p>
+        </w:tc>
+        <w:tc>
+          <w:tcPr/>
+          <w:p>
+            <w:pPr>
+              <w:pStyle w:val="Compact"/>
+            </w:pPr>
+            <w:r>
+              <w:t xml:space="preserve">Method</w:t>
+            </w:r>
+          </w:p>
+        </w:tc>
+        <w:tc>
+          <w:tcPr/>
+          <w:p>
+            <w:pPr>
+              <w:pStyle w:val="Compact"/>
+            </w:pPr>
+            <w:r>
+              <w:t xml:space="preserve">Scenario</w:t>
+            </w:r>
+          </w:p>
+        </w:tc>
+        <w:tc>
+          <w:tcPr/>
+          <w:p>
+            <w:pPr>
+              <w:pStyle w:val="Compact"/>
+            </w:pPr>
+            <w:r>
+              <w:t xml:space="preserve">Input</w:t>
+            </w:r>
+          </w:p>
+        </w:tc>
+        <w:tc>
+          <w:tcPr/>
+          <w:p>
+            <w:pPr>
+              <w:pStyle w:val="Compact"/>
+            </w:pPr>
+            <w:r>
+              <w:t xml:space="preserve">Expected Result</w:t>
+            </w:r>
+          </w:p>
+        </w:tc>
+      </w:tr>
+      <w:tr>
+        <w:tc>
+          <w:tcPr/>
+          <w:p>
+            <w:pPr>
+              <w:pStyle w:val="Compact"/>
+            </w:pPr>
+            <w:r>
+              <w:t xml:space="preserve">TC-EAM-001</w:t>
+            </w:r>
+          </w:p>
+        </w:tc>
+        <w:tc>
+          <w:tcPr/>
+          <w:p>
+            <w:pPr>
+              <w:pStyle w:val="Compact"/>
+            </w:pPr>
+            <w:r>
+              <w:rPr>
+                <w:rStyle w:val="VerbatimChar"/>
+              </w:rPr>
+              <w:t xml:space="preserve">WorkRequestTest</w:t>
+            </w:r>
+          </w:p>
+        </w:tc>
+        <w:tc>
+          <w:tcPr/>
+          <w:p>
+            <w:pPr>
+              <w:pStyle w:val="Compact"/>
+            </w:pPr>
+            <w:r>
+              <w:rPr>
+                <w:rStyle w:val="VerbatimChar"/>
+              </w:rPr>
+              <w:t xml:space="preserve">test_duplicate_request_is_flagged_during_intake</w:t>
+            </w:r>
+          </w:p>
+        </w:tc>
+        <w:tc>
+          <w:tcPr/>
+          <w:p>
+            <w:pPr>
+              <w:pStyle w:val="Compact"/>
+            </w:pPr>
+            <w:r>
+              <w:t xml:space="preserve">Submit a similar maintenance request for same asset twice</w:t>
+            </w:r>
+          </w:p>
+        </w:tc>
+        <w:tc>
+          <w:tcPr/>
+          <w:p>
+            <w:pPr>
+              <w:pStyle w:val="Compact"/>
+            </w:pPr>
+            <w:r>
+              <w:t xml:space="preserve">Same</w:t>
+            </w:r>
+            <w:r>
+              <w:t xml:space="preserve"> </w:t>
+            </w:r>
+            <w:r>
+              <w:rPr>
+                <w:rStyle w:val="VerbatimChar"/>
+              </w:rPr>
+              <w:t xml:space="preserve">asset_id</w:t>
+            </w:r>
+            <w:r>
+              <w:t xml:space="preserve">; matching symptom and category</w:t>
+            </w:r>
+          </w:p>
+        </w:tc>
+        <w:tc>
+          <w:tcPr/>
+          <w:p>
+            <w:pPr>
+              <w:pStyle w:val="Compact"/>
+            </w:pPr>
+            <w:r>
+              <w:t xml:space="preserve">Second request is saved or held with duplicate flag visible to planner</w:t>
+            </w:r>
+          </w:p>
+        </w:tc>
+      </w:tr>
+      <w:tr>
+        <w:tc>
+          <w:tcPr/>
+          <w:p>
+            <w:pPr>
+              <w:pStyle w:val="Compact"/>
+            </w:pPr>
+            <w:r>
+              <w:t xml:space="preserve">TC-EAM-002</w:t>
+            </w:r>
+          </w:p>
+        </w:tc>
+        <w:tc>
+          <w:tcPr/>
+          <w:p>
+            <w:pPr>
+              <w:pStyle w:val="Compact"/>
+            </w:pPr>
+            <w:r>
+              <w:rPr>
+                <w:rStyle w:val="VerbatimChar"/>
+              </w:rPr>
+              <w:t xml:space="preserve">MaterialReservationTest</w:t>
+            </w:r>
+          </w:p>
+        </w:tc>
+        <w:tc>
+          <w:tcPr/>
+          <w:p>
+            <w:pPr>
+              <w:pStyle w:val="Compact"/>
+            </w:pPr>
+            <w:r>
+              <w:rPr>
+                <w:rStyle w:val="VerbatimChar"/>
+              </w:rPr>
+              <w:t xml:space="preserve">test_short_material_creates_shortage_exception</w:t>
+            </w:r>
+          </w:p>
+        </w:tc>
+        <w:tc>
+          <w:tcPr/>
+          <w:p>
+            <w:pPr>
+              <w:pStyle w:val="Compact"/>
+            </w:pPr>
+            <w:r>
+              <w:t xml:space="preserve">Reserve unavailable spare part against planned work order</w:t>
+            </w:r>
+          </w:p>
+        </w:tc>
+        <w:tc>
+          <w:tcPr/>
+          <w:p>
+            <w:pPr>
+              <w:pStyle w:val="Compact"/>
+            </w:pPr>
+            <w:r>
+              <w:rPr>
+                <w:rStyle w:val="VerbatimChar"/>
+              </w:rPr>
+              <w:t xml:space="preserve">work_order_id</w:t>
+            </w:r>
+            <w:r>
+              <w:t xml:space="preserve">; required qty &gt; available qty</w:t>
+            </w:r>
+          </w:p>
+        </w:tc>
+        <w:tc>
+          <w:tcPr/>
+          <w:p>
+            <w:pPr>
+              <w:pStyle w:val="Compact"/>
+            </w:pPr>
+            <w:r>
+              <w:t xml:space="preserve">Shortage exception created; linked procurement or transfer request action available</w:t>
+            </w:r>
+          </w:p>
+        </w:tc>
+      </w:tr>
+      <w:tr>
+        <w:tc>
+          <w:tcPr/>
+          <w:p>
+            <w:pPr>
+              <w:pStyle w:val="Compact"/>
+            </w:pPr>
+            <w:r>
+              <w:t xml:space="preserve">TC-EAM-003</w:t>
+            </w:r>
+          </w:p>
+        </w:tc>
+        <w:tc>
+          <w:tcPr/>
+          <w:p>
+            <w:pPr>
+              <w:pStyle w:val="Compact"/>
+            </w:pPr>
+            <w:r>
+              <w:rPr>
+                <w:rStyle w:val="VerbatimChar"/>
+              </w:rPr>
+              <w:t xml:space="preserve">ConditionEventTest</w:t>
+            </w:r>
+          </w:p>
+        </w:tc>
+        <w:tc>
+          <w:tcPr/>
+          <w:p>
+            <w:pPr>
+              <w:pStyle w:val="Compact"/>
+            </w:pPr>
+            <w:r>
+              <w:rPr>
+                <w:rStyle w:val="VerbatimChar"/>
+              </w:rPr>
+              <w:t xml:space="preserve">test_threshold_breach_creates_recommended_action</w:t>
+            </w:r>
+          </w:p>
+        </w:tc>
+        <w:tc>
+          <w:tcPr/>
+          <w:p>
+            <w:pPr>
+              <w:pStyle w:val="Compact"/>
+            </w:pPr>
+            <w:r>
+              <w:t xml:space="preserve">Submit meter or inspection event above threshold</w:t>
+            </w:r>
+          </w:p>
+        </w:tc>
+        <w:tc>
+          <w:tcPr/>
+          <w:p>
+            <w:pPr>
+              <w:pStyle w:val="Compact"/>
+            </w:pPr>
+            <w:r>
+              <w:rPr>
+                <w:rStyle w:val="VerbatimChar"/>
+              </w:rPr>
+              <w:t xml:space="preserve">asset_id</w:t>
+            </w:r>
+            <w:r>
+              <w:t xml:space="preserve">; threshold breached</w:t>
+            </w:r>
+          </w:p>
+        </w:tc>
+        <w:tc>
+          <w:tcPr/>
+          <w:p>
+            <w:pPr>
+              <w:pStyle w:val="Compact"/>
+            </w:pPr>
+            <w:r>
+              <w:t xml:space="preserve">Condition event stored; recommended inspection or corrective action generated</w:t>
+            </w:r>
+          </w:p>
+        </w:tc>
+      </w:tr>
+      <w:tr>
+        <w:tc>
+          <w:tcPr/>
+          <w:p>
+            <w:pPr>
+              <w:pStyle w:val="Compact"/>
+            </w:pPr>
+            <w:r>
+              <w:t xml:space="preserve">TC-EAM-004</w:t>
+            </w:r>
+          </w:p>
+        </w:tc>
+        <w:tc>
+          <w:tcPr/>
+          <w:p>
+            <w:pPr>
+              <w:pStyle w:val="Compact"/>
+            </w:pPr>
+            <w:r>
+              <w:rPr>
+                <w:rStyle w:val="VerbatimChar"/>
+              </w:rPr>
+              <w:t xml:space="preserve">WorkOrderCloseoutTest</w:t>
+            </w:r>
+          </w:p>
+        </w:tc>
+        <w:tc>
+          <w:tcPr/>
+          <w:p>
+            <w:pPr>
+              <w:pStyle w:val="Compact"/>
+            </w:pPr>
+            <w:r>
+              <w:rPr>
+                <w:rStyle w:val="VerbatimChar"/>
+              </w:rPr>
+              <w:t xml:space="preserve">test_corrective_work_order_requires_failure_coding</w:t>
+            </w:r>
+          </w:p>
+        </w:tc>
+        <w:tc>
+          <w:tcPr/>
+          <w:p>
+            <w:pPr>
+              <w:pStyle w:val="Compact"/>
+            </w:pPr>
+            <w:r>
+              <w:t xml:space="preserve">Attempt to close corrective work without failure code</w:t>
+            </w:r>
+          </w:p>
+        </w:tc>
+        <w:tc>
+          <w:tcPr/>
+          <w:p>
+            <w:pPr>
+              <w:pStyle w:val="Compact"/>
+            </w:pPr>
+            <w:r>
+              <w:rPr>
+                <w:rStyle w:val="VerbatimChar"/>
+              </w:rPr>
+              <w:t xml:space="preserve">work_order_id</w:t>
+            </w:r>
+            <w:r>
+              <w:t xml:space="preserve">; missing failure code</w:t>
+            </w:r>
+          </w:p>
+        </w:tc>
+        <w:tc>
+          <w:tcPr/>
+          <w:p>
+            <w:pPr>
+              <w:pStyle w:val="Compact"/>
+            </w:pPr>
+            <w:r>
+              <w:t xml:space="preserve">HTTP 422 or validation error; work order remains open</w:t>
+            </w:r>
+          </w:p>
+        </w:tc>
+      </w:tr>
+    </w:tbl>
+    <w:bookmarkEnd w:id="58"/>
+    <w:bookmarkEnd w:id="59"/>
     <w:sectPr>
       <w:footerReference r:id="rId9" w:type="default"/>
       <w:headerReference r:id="rId10" w:type="default"/>
